--- a/Мавзу2/070.docx
+++ b/Мавзу2/070.docx
@@ -41,7 +41,7 @@
           <w:b w:val="0"/>
           <w:sz w:val="28"/>
         </w:rPr>
-        <w:t>Meningokokk (Neisseria meningitidis) epidemik serebrospinal meningit, nazofaringit va meningokokksemiya qo'zg'atuvchisi bo'lib, Neisseriaceae oilasining Neisseria avlodiga kiradi [1][2]. Neisseria avlodiga odam uchun patogen ikki tur kiradi: N. meningitidis va N. gonorrhoeae; meningokokkni Vekselbaum bemorning orqa miya suyuqligidan ajratgan [1]. Meningokokkning tabiiy rezervuari — odamning burun-halqumi [2]. Mavzuda uning morfologik, madaniy, fermentativ, toksin va antigen xossalari hamda tashqi muhitga chidamliligi yoritiladi.</w:t>
+        <w:t>Meningokokk (Neisseria meningitidis) epidemik serebrospinal meningit, nazofaringit va meningokokksemiya qo'zg'atuvchisi bo'lib, Neisseriaceae oilasining Neisseria avlodiga kiradi [1][2]. Neisseria avlodiga odam uchun patogen ikki tur kiradi: N. meningitidis va N. gonorrhoeae; meningokokkni Vekselbaum bemorning orqa miya suyuqligidan ajratgan [1]. Meningokokkning tabiiy rezervuari — odamning burun-halqumi [2]. Mavzuda uning morfologik, kultural, fermentativ, toksin va antigen xossalari hamda tashqi muhitga chidamliligi yoritiladi.</w:t>
       </w:r>
     </w:p>
     <w:p>
@@ -82,7 +82,7 @@
           <w:b/>
           <w:sz w:val="28"/>
         </w:rPr>
-        <w:t>Madaniy xossalari</w:t>
+        <w:t>Kultural xossalari</w:t>
       </w:r>
     </w:p>
     <w:p>
